--- a/Сессия 7/Дневник (1).docx
+++ b/Сессия 7/Дневник (1).docx
@@ -282,10 +282,7 @@
         <w:t xml:space="preserve"> </w:t>
       </w:r>
       <w:r>
-        <w:t>Дмитри</w:t>
-      </w:r>
-      <w:r>
-        <w:t>й</w:t>
+        <w:t>Дмитрий</w:t>
       </w:r>
       <w:r>
         <w:rPr>
@@ -317,13 +314,19 @@
         <w:rPr>
           <w:spacing w:val="-2"/>
         </w:rPr>
-        <w:t>23-</w:t>
+        <w:t>23</w:t>
+      </w:r>
+      <w:r>
+        <w:rPr>
+          <w:spacing w:val="-2"/>
+        </w:rPr>
+        <w:t>П-</w:t>
       </w:r>
       <w:r>
         <w:rPr>
           <w:spacing w:val="-5"/>
         </w:rPr>
-        <w:t>П2</w:t>
+        <w:t>2</w:t>
       </w:r>
     </w:p>
     <w:p>
